--- a/Bài 4.docx
+++ b/Bài 4.docx
@@ -49,21 +49,12 @@
           <w:sz w:val="20"/>
           <w:szCs w:val="20"/>
         </w:rPr>
-        <w:t>Phần 1: Bảng phân tích Trad</w:t>
-      </w:r>
-      <w:bookmarkStart w:id="0" w:name="_GoBack"/>
-      <w:bookmarkEnd w:id="0"/>
-      <w:r>
-        <w:rPr>
-          <w:rFonts w:hint="default" w:ascii="Times New Roman" w:hAnsi="Times New Roman" w:eastAsia="sans-serif" w:cs="Times New Roman"/>
-          <w:sz w:val="20"/>
-          <w:szCs w:val="20"/>
-        </w:rPr>
-        <w:t>e-off Bố cục Bộ lọc Sản phẩm (Web Desktop)</w:t>
+        <w:t>Phần 1: Bảng phân tích Trade-off Bố cục Bộ lọc Sản phẩm (Web Desktop)</w:t>
       </w:r>
     </w:p>
     <w:tbl>
       <w:tblPr>
+        <w:tblStyle w:val="4"/>
         <w:tblW w:w="0" w:type="auto"/>
         <w:tblCellSpacing w:w="15" w:type="dxa"/>
         <w:tblInd w:w="15" w:type="dxa"/>
@@ -75,7 +66,7 @@
           <w:insideH w:val="none" w:color="auto" w:sz="0" w:space="0"/>
           <w:insideV w:val="none" w:color="auto" w:sz="0" w:space="0"/>
         </w:tblBorders>
-        <w:shd w:val="clear"/>
+        <w:shd w:val="clear" w:color="auto" w:fill="auto"/>
         <w:tblLayout w:type="autofit"/>
         <w:tblCellMar>
           <w:top w:w="15" w:type="dxa"/>
@@ -99,7 +90,7 @@
             <w:insideH w:val="none" w:color="auto" w:sz="0" w:space="0"/>
             <w:insideV w:val="none" w:color="auto" w:sz="0" w:space="0"/>
           </w:tblBorders>
-          <w:shd w:val="clear"/>
+          <w:shd w:val="clear" w:color="auto" w:fill="auto"/>
           <w:tblCellMar>
             <w:top w:w="15" w:type="dxa"/>
             <w:left w:w="15" w:type="dxa"/>
@@ -120,7 +111,7 @@
               <w:bottom w:val="single" w:color="C4C7C5" w:sz="6" w:space="0"/>
               <w:right w:val="single" w:color="C4C7C5" w:sz="6" w:space="0"/>
             </w:tcBorders>
-            <w:shd w:val="clear"/>
+            <w:shd w:val="clear" w:color="auto" w:fill="auto"/>
             <w:tcMar>
               <w:top w:w="120" w:type="dxa"/>
               <w:left w:w="180" w:type="dxa"/>
@@ -166,7 +157,7 @@
               <w:bottom w:val="single" w:color="C4C7C5" w:sz="6" w:space="0"/>
               <w:right w:val="single" w:color="C4C7C5" w:sz="6" w:space="0"/>
             </w:tcBorders>
-            <w:shd w:val="clear"/>
+            <w:shd w:val="clear" w:color="auto" w:fill="auto"/>
             <w:tcMar>
               <w:top w:w="120" w:type="dxa"/>
               <w:left w:w="180" w:type="dxa"/>
@@ -212,7 +203,7 @@
               <w:bottom w:val="single" w:color="C4C7C5" w:sz="6" w:space="0"/>
               <w:right w:val="single" w:color="C4C7C5" w:sz="6" w:space="0"/>
             </w:tcBorders>
-            <w:shd w:val="clear"/>
+            <w:shd w:val="clear" w:color="auto" w:fill="auto"/>
             <w:tcMar>
               <w:top w:w="120" w:type="dxa"/>
               <w:left w:w="180" w:type="dxa"/>
@@ -260,7 +251,7 @@
             <w:insideH w:val="none" w:color="auto" w:sz="0" w:space="0"/>
             <w:insideV w:val="none" w:color="auto" w:sz="0" w:space="0"/>
           </w:tblBorders>
-          <w:shd w:val="clear"/>
+          <w:shd w:val="clear" w:color="auto" w:fill="auto"/>
           <w:tblCellMar>
             <w:top w:w="15" w:type="dxa"/>
             <w:left w:w="15" w:type="dxa"/>
@@ -280,7 +271,7 @@
               <w:bottom w:val="single" w:color="C4C7C5" w:sz="6" w:space="0"/>
               <w:right w:val="single" w:color="C4C7C5" w:sz="6" w:space="0"/>
             </w:tcBorders>
-            <w:shd w:val="clear"/>
+            <w:shd w:val="clear" w:color="auto" w:fill="auto"/>
             <w:tcMar>
               <w:top w:w="120" w:type="dxa"/>
               <w:left w:w="180" w:type="dxa"/>
@@ -327,7 +318,7 @@
               <w:bottom w:val="single" w:color="C4C7C5" w:sz="6" w:space="0"/>
               <w:right w:val="single" w:color="C4C7C5" w:sz="6" w:space="0"/>
             </w:tcBorders>
-            <w:shd w:val="clear"/>
+            <w:shd w:val="clear" w:color="auto" w:fill="auto"/>
             <w:tcMar>
               <w:top w:w="120" w:type="dxa"/>
               <w:left w:w="180" w:type="dxa"/>
@@ -380,7 +371,7 @@
               <w:bottom w:val="single" w:color="C4C7C5" w:sz="6" w:space="0"/>
               <w:right w:val="single" w:color="C4C7C5" w:sz="6" w:space="0"/>
             </w:tcBorders>
-            <w:shd w:val="clear"/>
+            <w:shd w:val="clear" w:color="auto" w:fill="auto"/>
             <w:tcMar>
               <w:top w:w="120" w:type="dxa"/>
               <w:left w:w="180" w:type="dxa"/>
@@ -435,7 +426,7 @@
             <w:insideH w:val="none" w:color="auto" w:sz="0" w:space="0"/>
             <w:insideV w:val="none" w:color="auto" w:sz="0" w:space="0"/>
           </w:tblBorders>
-          <w:shd w:val="clear"/>
+          <w:shd w:val="clear" w:color="auto" w:fill="auto"/>
           <w:tblCellMar>
             <w:top w:w="15" w:type="dxa"/>
             <w:left w:w="15" w:type="dxa"/>
@@ -455,7 +446,7 @@
               <w:bottom w:val="single" w:color="C4C7C5" w:sz="6" w:space="0"/>
               <w:right w:val="single" w:color="C4C7C5" w:sz="6" w:space="0"/>
             </w:tcBorders>
-            <w:shd w:val="clear"/>
+            <w:shd w:val="clear" w:color="auto" w:fill="auto"/>
             <w:tcMar>
               <w:top w:w="120" w:type="dxa"/>
               <w:left w:w="180" w:type="dxa"/>
@@ -502,7 +493,7 @@
               <w:bottom w:val="single" w:color="C4C7C5" w:sz="6" w:space="0"/>
               <w:right w:val="single" w:color="C4C7C5" w:sz="6" w:space="0"/>
             </w:tcBorders>
-            <w:shd w:val="clear"/>
+            <w:shd w:val="clear" w:color="auto" w:fill="auto"/>
             <w:tcMar>
               <w:top w:w="120" w:type="dxa"/>
               <w:left w:w="180" w:type="dxa"/>
@@ -555,7 +546,7 @@
               <w:bottom w:val="single" w:color="C4C7C5" w:sz="6" w:space="0"/>
               <w:right w:val="single" w:color="C4C7C5" w:sz="6" w:space="0"/>
             </w:tcBorders>
-            <w:shd w:val="clear"/>
+            <w:shd w:val="clear" w:color="auto" w:fill="auto"/>
             <w:tcMar>
               <w:top w:w="120" w:type="dxa"/>
               <w:left w:w="180" w:type="dxa"/>
@@ -610,7 +601,7 @@
             <w:insideH w:val="none" w:color="auto" w:sz="0" w:space="0"/>
             <w:insideV w:val="none" w:color="auto" w:sz="0" w:space="0"/>
           </w:tblBorders>
-          <w:shd w:val="clear"/>
+          <w:shd w:val="clear" w:color="auto" w:fill="auto"/>
           <w:tblCellMar>
             <w:top w:w="15" w:type="dxa"/>
             <w:left w:w="15" w:type="dxa"/>
@@ -630,7 +621,7 @@
               <w:bottom w:val="single" w:color="C4C7C5" w:sz="6" w:space="0"/>
               <w:right w:val="single" w:color="C4C7C5" w:sz="6" w:space="0"/>
             </w:tcBorders>
-            <w:shd w:val="clear"/>
+            <w:shd w:val="clear" w:color="auto" w:fill="auto"/>
             <w:tcMar>
               <w:top w:w="120" w:type="dxa"/>
               <w:left w:w="180" w:type="dxa"/>
@@ -677,7 +668,7 @@
               <w:bottom w:val="single" w:color="C4C7C5" w:sz="6" w:space="0"/>
               <w:right w:val="single" w:color="C4C7C5" w:sz="6" w:space="0"/>
             </w:tcBorders>
-            <w:shd w:val="clear"/>
+            <w:shd w:val="clear" w:color="auto" w:fill="auto"/>
             <w:tcMar>
               <w:top w:w="120" w:type="dxa"/>
               <w:left w:w="180" w:type="dxa"/>
@@ -720,7 +711,7 @@
               <w:bottom w:val="single" w:color="C4C7C5" w:sz="6" w:space="0"/>
               <w:right w:val="single" w:color="C4C7C5" w:sz="6" w:space="0"/>
             </w:tcBorders>
-            <w:shd w:val="clear"/>
+            <w:shd w:val="clear" w:color="auto" w:fill="auto"/>
             <w:tcMar>
               <w:top w:w="120" w:type="dxa"/>
               <w:left w:w="180" w:type="dxa"/>
@@ -796,6 +787,92 @@
           <w:szCs w:val="20"/>
         </w:rPr>
         <w:t xml:space="preserve">. Do RikkeiShop có quy mô lớn (hơn 50.000 sản phẩm với đa dạng ngành hàng &amp; nhiều thuộc tính thuộc các nhóm tiêu chí kết hợp), việc dùng Sidebar giúp người dùng dễ quan sát, thao tác lọc sâu và dễ dàng mở rộng danh mục tiêu chí về sau. </w:t>
+      </w:r>
+    </w:p>
+    <w:p>
+      <w:pPr>
+        <w:pStyle w:val="5"/>
+        <w:keepNext w:val="0"/>
+        <w:keepLines w:val="0"/>
+        <w:widowControl/>
+        <w:suppressLineNumbers w:val="0"/>
+        <w:spacing w:before="0" w:beforeAutospacing="0" w:line="15" w:lineRule="atLeast"/>
+        <w:ind w:left="0" w:right="0"/>
+        <w:rPr>
+          <w:rFonts w:hint="default" w:ascii="Times New Roman" w:hAnsi="Times New Roman" w:eastAsia="sans-serif" w:cs="Times New Roman"/>
+          <w:sz w:val="20"/>
+          <w:szCs w:val="20"/>
+        </w:rPr>
+      </w:pPr>
+    </w:p>
+    <w:p>
+      <w:pPr>
+        <w:pStyle w:val="5"/>
+        <w:keepNext w:val="0"/>
+        <w:keepLines w:val="0"/>
+        <w:widowControl/>
+        <w:suppressLineNumbers w:val="0"/>
+        <w:spacing w:before="0" w:beforeAutospacing="0" w:line="15" w:lineRule="atLeast"/>
+        <w:ind w:left="0" w:right="0"/>
+        <w:rPr>
+          <w:rFonts w:hint="default" w:ascii="Times New Roman" w:hAnsi="Times New Roman" w:eastAsia="sans-serif" w:cs="Times New Roman"/>
+          <w:sz w:val="20"/>
+          <w:szCs w:val="20"/>
+        </w:rPr>
+      </w:pPr>
+      <w:bookmarkStart w:id="0" w:name="_GoBack"/>
+      <w:bookmarkEnd w:id="0"/>
+    </w:p>
+    <w:p>
+      <w:pPr>
+        <w:pStyle w:val="5"/>
+        <w:keepNext w:val="0"/>
+        <w:keepLines w:val="0"/>
+        <w:widowControl/>
+        <w:suppressLineNumbers w:val="0"/>
+        <w:spacing w:before="0" w:beforeAutospacing="0" w:line="15" w:lineRule="atLeast"/>
+        <w:ind w:left="0" w:right="0"/>
+        <w:rPr>
+          <w:rFonts w:hint="default" w:eastAsia="sans-serif" w:cs="Times New Roman"/>
+          <w:sz w:val="20"/>
+          <w:szCs w:val="20"/>
+          <w:lang w:val="en-US"/>
+        </w:rPr>
+      </w:pPr>
+      <w:r>
+        <w:rPr>
+          <w:rFonts w:hint="default" w:eastAsia="sans-serif" w:cs="Times New Roman"/>
+          <w:sz w:val="20"/>
+          <w:szCs w:val="20"/>
+          <w:lang w:val="en-US"/>
+        </w:rPr>
+        <w:t xml:space="preserve">Linkfigma : </w:t>
+      </w:r>
+    </w:p>
+    <w:p>
+      <w:pPr>
+        <w:pStyle w:val="5"/>
+        <w:keepNext w:val="0"/>
+        <w:keepLines w:val="0"/>
+        <w:widowControl/>
+        <w:suppressLineNumbers w:val="0"/>
+        <w:spacing w:before="0" w:beforeAutospacing="0" w:line="15" w:lineRule="atLeast"/>
+        <w:ind w:left="0" w:right="0"/>
+        <w:rPr>
+          <w:rFonts w:hint="default" w:eastAsia="sans-serif" w:cs="Times New Roman"/>
+          <w:sz w:val="20"/>
+          <w:szCs w:val="20"/>
+          <w:lang w:val="en-US"/>
+        </w:rPr>
+      </w:pPr>
+      <w:r>
+        <w:rPr>
+          <w:rFonts w:hint="default" w:eastAsia="sans-serif"/>
+          <w:sz w:val="20"/>
+          <w:szCs w:val="20"/>
+          <w:lang w:val="en-US"/>
+        </w:rPr>
+        <w:t>https://www.figma.com/design/5xMkij3OjswndoIe5mvtno/Untitled?node-id=0-1&amp;t=CrUxYmCo1vXsva0n-1</w:t>
       </w:r>
     </w:p>
     <w:p>
@@ -1134,6 +1211,7 @@
       <w:jc w:val="left"/>
     </w:pPr>
     <w:rPr>
+      <w:rFonts w:ascii="Times New Roman" w:hAnsi="Times New Roman" w:eastAsia="SimSun" w:cs="Times New Roman"/>
       <w:kern w:val="0"/>
       <w:sz w:val="24"/>
       <w:szCs w:val="24"/>
